--- a/ky/discovery-articles/1.7 Компас.docx
+++ b/ky/discovery-articles/1.7 Компас.docx
@@ -4,496 +4,327 @@
   <w:body>
     <w:p>
       <w:pPr>
-        <w:keepNext/>
-        <w:spacing w:before="280" w:after="120"/>
+        <w:pStyle w:val="Title"/>
+        <w:widowControl/>
       </w:pPr>
       <w:r>
-        <w:rPr>
-          <w:rFonts w:ascii="Calibri" w:hAnsi="Calibri" w:eastAsia="Calibri"/>
-          <w:b/>
-          <w:i w:val="0"/>
-          <w:color w:val="004E8C"/>
-          <w:sz w:val="44"/>
-        </w:rPr>
         <w:t>1.7 Компас</w:t>
       </w:r>
     </w:p>
     <w:p>
       <w:pPr>
-        <w:spacing w:after="80"/>
+        <w:keepNext/>
+        <w:widowControl/>
       </w:pPr>
       <w:r>
         <w:rPr>
-          <w:rFonts w:ascii="Calibri" w:hAnsi="Calibri" w:eastAsia="Calibri"/>
-          <w:b w:val="0"/>
-          <w:i/>
-          <w:color w:val="505050"/>
-          <w:sz w:val="22"/>
+          <w:sz w:val="20"/>
         </w:rPr>
-        <w:t>1. Цивилизациянын пайдубалы</w:t>
-      </w:r>
-    </w:p>
-    <w:p>
-      <w:pPr>
-        <w:spacing w:after="200"/>
-      </w:pPr>
-      <w:r>
-        <w:rPr>
-          <w:rFonts w:ascii="Calibri" w:hAnsi="Calibri" w:eastAsia="Calibri"/>
-          <w:b w:val="0"/>
-          <w:i/>
-          <w:sz w:val="22"/>
-        </w:rPr>
-        <w:t>Мезгил: болжол менен б.з.ч. 200-жыл (Кытайдагы магниттүү таштан жасалган алгачкы компас); б.з. 1100-жылдар (Кытайда, кийин Европада навигацияда колдонулушу) | Негизги өкүлдөр: Хань жана Сун династияларынын Кытайы; кийин ислам дүйнөсүнүн жана Европанын деңизчилери</w:t>
-      </w:r>
-    </w:p>
-    <w:p>
-      <w:pPr>
-        <w:spacing w:after="160" w:line="276" w:lineRule="auto"/>
-      </w:pPr>
-      <w:r>
-        <w:rPr>
-          <w:rFonts w:ascii="Calibri" w:hAnsi="Calibri" w:eastAsia="Calibri"/>
-          <w:b w:val="0"/>
-          <w:i w:val="0"/>
-          <w:sz w:val="22"/>
-        </w:rPr>
-        <w:t>Магниттик компас — Жердин магнит талаасына ылайык бурулуп, багытты көрсөткөн жебе. Ал Кытайда пайда болуп, кийин ачык деңиздеги саякаттын ишенимдүү жол көрсөткүчүнө айланган.</w:t>
+        <w:t>1. Цивилизациянын негиздери</w:t>
       </w:r>
     </w:p>
     <w:p>
       <w:pPr>
         <w:keepNext/>
-        <w:spacing w:before="240" w:after="120"/>
+        <w:widowControl/>
       </w:pPr>
       <w:r>
         <w:rPr>
-          <w:rFonts w:ascii="Calibri" w:hAnsi="Calibri" w:eastAsia="Calibri"/>
-          <w:b/>
-          <w:i w:val="0"/>
-          <w:color w:val="004E8C"/>
-          <w:sz w:val="28"/>
+          <w:sz w:val="20"/>
         </w:rPr>
-        <w:t>Негизги фактылар</w:t>
+        <w:t>Мезгил: болжол менен б. з. ч. 200-жыл (Кытайдагы табигый магнитке негизделген алгачкы компас); болжол менен б. з. 1100-жылы (Кытайда, кийин Европада багыт табууга колдонулушу) | Негизги салым кошкондор: Хань жана Сун династияларынын тушундагы Кытай; кийин ислам дүйнөсүнүн жана Европанын деңизчилери</w:t>
+      </w:r>
+    </w:p>
+    <w:p>
+      <w:pPr>
+        <w:widowControl/>
+      </w:pPr>
+      <w:r>
+        <w:t>Магниттик компастын жебеси Жердин магнит талаасына жараша бурулуп, багытты көрсөтөт. Кытайда пайда болгон бул аспап кийин ачык деңизде жол табуунун ишенимдүү куралына айланган.</w:t>
+      </w:r>
+    </w:p>
+    <w:p>
+      <w:pPr>
+        <w:pStyle w:val="Heading1"/>
+        <w:widowControl/>
+      </w:pPr>
+      <w:r>
+        <w:t>Негизги маалыматтар</w:t>
       </w:r>
     </w:p>
     <w:p>
       <w:pPr>
         <w:pStyle w:val="ListBullet"/>
+        <w:widowControl/>
       </w:pPr>
       <w:r>
-        <w:rPr>
-          <w:rFonts w:ascii="Calibri" w:hAnsi="Calibri" w:eastAsia="Calibri"/>
-          <w:b w:val="0"/>
-          <w:i w:val="0"/>
-          <w:sz w:val="22"/>
-        </w:rPr>
-        <w:t>Табигый магниттүү темир кени болгон магниттүү таш байыркы Кытайда белгилүү болгон</w:t>
+        <w:t>Табигый магнит касиети бар темир кени байыркы Кытайда белгилүү болгон.</w:t>
       </w:r>
     </w:p>
     <w:p>
       <w:pPr>
         <w:pStyle w:val="ListBullet"/>
+        <w:widowControl/>
       </w:pPr>
       <w:r>
-        <w:rPr>
-          <w:rFonts w:ascii="Calibri" w:hAnsi="Calibri" w:eastAsia="Calibri"/>
-          <w:b w:val="0"/>
-          <w:i w:val="0"/>
-          <w:sz w:val="22"/>
-        </w:rPr>
-        <w:t>Орто кылымдарга карата Кытайда магнит аркылуу багыт аныктоо колдонулган</w:t>
+        <w:t>Орто кылымдарга карата Кытайда магнит аркылуу багыт аныкталган.</w:t>
       </w:r>
     </w:p>
     <w:p>
       <w:pPr>
         <w:pStyle w:val="ListBullet"/>
+        <w:widowControl/>
       </w:pPr>
       <w:r>
-        <w:rPr>
-          <w:rFonts w:ascii="Calibri" w:hAnsi="Calibri" w:eastAsia="Calibri"/>
-          <w:b w:val="0"/>
-          <w:i w:val="0"/>
-          <w:sz w:val="22"/>
-        </w:rPr>
-        <w:t>Сун династиясынын булактарында навигациялык компастар баяндалат</w:t>
+        <w:t>Сун доорундагы булактарда компастын деңизде багыт табууга колдонулушу сүрөттөлөт.</w:t>
       </w:r>
     </w:p>
     <w:p>
       <w:pPr>
         <w:pStyle w:val="ListBullet"/>
+        <w:widowControl/>
       </w:pPr>
       <w:r>
-        <w:rPr>
-          <w:rFonts w:ascii="Calibri" w:hAnsi="Calibri" w:eastAsia="Calibri"/>
-          <w:b w:val="0"/>
-          <w:i w:val="0"/>
-          <w:sz w:val="22"/>
-        </w:rPr>
-        <w:t>Кийинки орто кылымдарда бул аспап ислам дүйнөсүнө жана Европага жеткен</w:t>
+        <w:t>Аспап орто кылымдардын кийинки бөлүгүндө ислам дүйнөсүнө жана Европага жеткен.</w:t>
       </w:r>
     </w:p>
     <w:p>
       <w:pPr>
         <w:pStyle w:val="ListBullet"/>
+        <w:widowControl/>
       </w:pPr>
       <w:r>
-        <w:rPr>
-          <w:rFonts w:ascii="Calibri" w:hAnsi="Calibri" w:eastAsia="Calibri"/>
-          <w:b w:val="0"/>
-          <w:i w:val="0"/>
-          <w:sz w:val="22"/>
-        </w:rPr>
-        <w:t>Ал жээк көрүнбөгөн учурда да ишенимдүү саякаттоону кыйла жеңилдеткен</w:t>
+        <w:t>Ал жээк көрүнбөгөн жерлерде ишенимдүү жол жүрүүнү кыйла жеңилдеткен.</w:t>
       </w:r>
     </w:p>
     <w:p>
       <w:pPr>
-        <w:keepNext/>
-        <w:spacing w:before="240" w:after="120"/>
+        <w:pStyle w:val="Heading1"/>
+        <w:widowControl/>
       </w:pPr>
       <w:r>
-        <w:rPr>
-          <w:rFonts w:ascii="Calibri" w:hAnsi="Calibri" w:eastAsia="Calibri"/>
-          <w:b/>
-          <w:i w:val="0"/>
-          <w:color w:val="004E8C"/>
-          <w:sz w:val="28"/>
-        </w:rPr>
-        <w:t>Бул эмне</w:t>
+        <w:t>Бул эмне?</w:t>
       </w:r>
     </w:p>
     <w:p>
       <w:pPr>
-        <w:spacing w:after="160" w:line="276" w:lineRule="auto"/>
+        <w:widowControl/>
       </w:pPr>
       <w:r>
-        <w:rPr>
-          <w:rFonts w:ascii="Calibri" w:hAnsi="Calibri" w:eastAsia="Calibri"/>
-          <w:b w:val="0"/>
-          <w:i w:val="0"/>
-          <w:sz w:val="22"/>
-        </w:rPr>
-        <w:t>Компас — эркин айланып, Жердин магнит талаасынын багыты боюнча токтой турган кичинекей магнит, көбүнчө жебе. Анын бир учу болжол менен магниттик түндүктү көрсөтөт; кытай салтында көбүнчө түштүккө басым жасалган. Компаска жылдызды же Күндү көрүү зарыл эмес. Булут, түн же ачык деңиз бардык белгилерди жашырганда да деңизчи же кербен багытын аныктай алат. Ал кайсы тарап кайда экенин дайыма билген үнсүз жебедей.</w:t>
+        <w:t>Компас — эркин айланып, Жердин магнит талаасы боюнча жайгаша алган кичинекей магнит. Ал көбүнчө жебе түрүндө болот. Бир учу болжол менен магниттик түндүктү көрсөтөт. Кытай салтында болсо көбүнчө түштүккө көңүл бурулган. Компас үчүн жылдыздар же Күн көрүнүп турушу шарт эмес. Бул деңизчи же кербен үчүн өзгөчө маанилүү: булут, түн же ачык суу айлананы таанууга тоскоол болсо да, багытты аныктоого болот. Компастын жебеси кайсы жакка бурулуу керектигин үнсүз көрсөтөт.</w:t>
       </w:r>
     </w:p>
     <w:p>
       <w:pPr>
-        <w:keepNext/>
-        <w:spacing w:before="240" w:after="120"/>
+        <w:pStyle w:val="Heading1"/>
+        <w:widowControl/>
       </w:pPr>
       <w:r>
-        <w:rPr>
-          <w:rFonts w:ascii="Calibri" w:hAnsi="Calibri" w:eastAsia="Calibri"/>
-          <w:b/>
-          <w:i w:val="0"/>
-          <w:color w:val="004E8C"/>
-          <w:sz w:val="28"/>
-        </w:rPr>
-        <w:t>Аны ким ачкан же ойлоп тапкан</w:t>
+        <w:t xml:space="preserve">Ким ойлоп тапкан</w:t>
       </w:r>
     </w:p>
     <w:p>
       <w:pPr>
-        <w:spacing w:after="160" w:line="276" w:lineRule="auto"/>
+        <w:widowControl/>
       </w:pPr>
       <w:r>
-        <w:rPr>
-          <w:rFonts w:ascii="Calibri" w:hAnsi="Calibri" w:eastAsia="Calibri"/>
-          <w:b w:val="0"/>
-          <w:i w:val="0"/>
-          <w:sz w:val="22"/>
-        </w:rPr>
-        <w:t>Алгачкы магниттик багыт көрсөткүчтөрдү кытай окумуштуулары менен усталары иштеп чыккан. Баштапкы аспаптарда табигый магниттүү минерал колдонулса, кийин темир жебелер магниттелген. Так бир ойлоп табуучунун аты ишенимдүү белгилүү эмес. Компас айрым таштардын белгилүү бир багытты “издей турганын” байкоодон келип чыккан. Адамдар жаратылыштын бул касиетин пайдаланып, магнитти тактайга же суу куюлган идишке жайгаштырышкан.</w:t>
+        <w:t>Алгачкы магниттик багыт көрсөткүчтөрдү кытайлык окумуштуулар менен усталар жасаган. Баштапкы аспаптарда табигый магнит минералы колдонулган. Кийин темир жебелерге магнит касиети берилген. Жалгыз ойлоп табуучунун аты ишенимдүү аныкталган эмес. Айрым таштардын белгилүү бир багытка буруларын байкоо компастын жаралышына түрткү болгон. Адамдар бул табигый касиетти колдонуп, магнитти тактага же суу куюлган идишке жайгаштырышкан.</w:t>
       </w:r>
     </w:p>
     <w:p>
       <w:pPr>
-        <w:keepNext/>
-        <w:spacing w:before="240" w:after="120"/>
+        <w:pStyle w:val="Heading1"/>
+        <w:widowControl/>
       </w:pPr>
       <w:r>
-        <w:rPr>
-          <w:rFonts w:ascii="Calibri" w:hAnsi="Calibri" w:eastAsia="Calibri"/>
-          <w:b/>
-          <w:i w:val="0"/>
-          <w:color w:val="004E8C"/>
-          <w:sz w:val="28"/>
-        </w:rPr>
-        <w:t>Качан жана кантип пайда болгон</w:t>
+        <w:t>Качан жана кантип пайда болгон?</w:t>
       </w:r>
     </w:p>
     <w:p>
       <w:pPr>
-        <w:spacing w:after="160" w:line="276" w:lineRule="auto"/>
+        <w:widowControl/>
       </w:pPr>
       <w:r>
-        <w:rPr>
-          <w:rFonts w:ascii="Calibri" w:hAnsi="Calibri" w:eastAsia="Calibri"/>
-          <w:b w:val="0"/>
-          <w:i w:val="0"/>
-          <w:sz w:val="22"/>
-        </w:rPr>
-        <w:t>Хань доорунун тексттеринде эле магниттүү таштар айтылат. Компастын навигацияда колдонулганы Сун династиясынын тушунда, X–XIII кылымдарда, так документтелген. Кийин ал ислам дүйнөсүндө жана Европада пайда болуп, Жер Ортолук деңизде жана Атлантика океанында сүзүүнүн негизги куралына айланган. Анын өнүгүшүнө соода, имараттарды салттуу багыт боюнча жайгаштыруу — геомантия — жана устачылык муктаждыктары таасир берген.</w:t>
+        <w:t>Хань доорунун тексттеринде эле магнит таштары тууралуу айтылат. Сун династиясынын тушунда, X–XIII кылымдарда, компастын деңизде багыт табууга колдонулганы тууралуу так далилдер бар. Кийин аспап ислам дүйнөсүндө жана Европада пайда болуп, Жер Ортолук деңиз менен Атлантикада сүзүүнүн маанилүү куралына айланган. Анын өнүгүшүнө соода, имараттарды салттык ишенимдерге ылайык жайгаштыруу — геомантия — жана устачылык муктаждыктары катышкан.</w:t>
       </w:r>
     </w:p>
     <w:p>
       <w:pPr>
-        <w:keepNext/>
-        <w:spacing w:before="240" w:after="120"/>
+        <w:pStyle w:val="Heading1"/>
+        <w:widowControl/>
       </w:pPr>
       <w:r>
-        <w:rPr>
-          <w:rFonts w:ascii="Calibri" w:hAnsi="Calibri" w:eastAsia="Calibri"/>
-          <w:b/>
-          <w:i w:val="0"/>
-          <w:color w:val="004E8C"/>
-          <w:sz w:val="28"/>
-        </w:rPr>
-        <w:t>Илимий жактан мааниси</w:t>
+        <w:t>Илим үчүн мааниси</w:t>
       </w:r>
     </w:p>
     <w:p>
       <w:pPr>
-        <w:spacing w:after="160" w:line="276" w:lineRule="auto"/>
+        <w:widowControl/>
       </w:pPr>
       <w:r>
-        <w:rPr>
-          <w:rFonts w:ascii="Calibri" w:hAnsi="Calibri" w:eastAsia="Calibri"/>
-          <w:b w:val="0"/>
-          <w:i w:val="0"/>
-          <w:sz w:val="22"/>
-        </w:rPr>
-        <w:t>Компас Жердин көзгө көрүнбөгөн касиетин — магнит талаасын — күнүмдүк саякатка байланыштырды. Ал алгачкы илимий аспаптардын бири: улам кайталанган натыйжа берген көрсөткүч, уламыш эмес. Компас кийин физика жооп берген жаңы суроолорду да жаратты: жебе эмне үчүн бурулат, картадагы түндүк эмне үчүн магниттик түндүккө так дал келбейт жана магнит талаасы убакыт өтүшү менен кантип өзгөрөт?</w:t>
+        <w:t>Компас Жердин көзгө көрүнбөгөн касиетин — магнит талаасын — күнүмдүк жол жүрүү менен байланыштырган. Бул алгачкы илимий аспаптардын бири: анын көрсөткүчү улам текшерилип, кайталанган натыйжа берген. Ал ишенимге гана таянган эмес. Ошондой эле кийин физика жооп берген жаңы суроолорду жараткан: жебе эмне үчүн бурулат, картадагы түндүк эмне үчүн магниттик түндүккө так дал келбейт жана магнит талаасы убакыттын өтүшү менен кандай өзгөрөт?</w:t>
       </w:r>
     </w:p>
     <w:p>
       <w:pPr>
-        <w:keepNext/>
-        <w:spacing w:before="240" w:after="120"/>
+        <w:pStyle w:val="Heading1"/>
+        <w:widowControl/>
       </w:pPr>
       <w:r>
-        <w:rPr>
-          <w:rFonts w:ascii="Calibri" w:hAnsi="Calibri" w:eastAsia="Calibri"/>
-          <w:b/>
-          <w:i w:val="0"/>
-          <w:color w:val="004E8C"/>
-          <w:sz w:val="28"/>
-        </w:rPr>
-        <w:t>Кийинки өнүгүүлөргө тийгизген таасири</w:t>
+        <w:t>Кийинки өнүгүүгө тийгизген таасири</w:t>
       </w:r>
     </w:p>
     <w:p>
       <w:pPr>
-        <w:spacing w:after="160" w:line="276" w:lineRule="auto"/>
+        <w:widowControl/>
       </w:pPr>
       <w:r>
-        <w:rPr>
-          <w:rFonts w:ascii="Calibri" w:hAnsi="Calibri" w:eastAsia="Calibri"/>
-          <w:b w:val="0"/>
-          <w:i w:val="0"/>
-          <w:sz w:val="22"/>
-        </w:rPr>
-        <w:t>Компас карталарды пайдалуураак кылып, деңиз сапарларын алыскы багыттарга чыгарды. Ал астролябия, кийин секстант жана кыйла кийин GPS менен бирге багыт аныктоочу куралдардын үй-бүлөсүн түздү. Магниттик компас азыр да кеме менен учактагы электрондук системалардын резерви болуп кызмат кылат. Ошол эле магнитизм кийин электр кыймылдаткычтарда, генераторлордо жана маалымат сактоодо колдонулган.</w:t>
+        <w:t>Компас менен карталар пайдалуураак болуп, адамдар алыс сапарларга көбүрөөк чыга баштаган. Ал асман телолору аркылуу багыт аныктоочу астролябия, кийин секстант, андан көп убакыт өткөн соң глобалдык жайгашууну аныктоо системасы (GPS) менен катар жол табуу куралдарынын бир бөлүгү болгон. Магниттик компастар азыр да кемелерде жана учактарда электрондук системаларга кошумча курал катары сакталат. Ошол эле магниттик кубулуштар кийин электр кыймылдаткычтарында, генераторлордо жана маалымат сактоодо колдонулган.</w:t>
       </w:r>
     </w:p>
     <w:p>
       <w:pPr>
-        <w:keepNext/>
-        <w:spacing w:before="240" w:after="120"/>
+        <w:pStyle w:val="Heading1"/>
+        <w:widowControl/>
       </w:pPr>
       <w:r>
-        <w:rPr>
-          <w:rFonts w:ascii="Calibri" w:hAnsi="Calibri" w:eastAsia="Calibri"/>
-          <w:b/>
-          <w:i w:val="0"/>
-          <w:color w:val="004E8C"/>
-          <w:sz w:val="28"/>
-        </w:rPr>
-        <w:t>Адамдардын жашоосун кантип өзгөрткөн</w:t>
+        <w:t>Адамдардын жашоосун кантип өзгөрткөн?</w:t>
       </w:r>
     </w:p>
     <w:p>
       <w:pPr>
-        <w:spacing w:after="160" w:line="276" w:lineRule="auto"/>
+        <w:widowControl/>
       </w:pPr>
       <w:r>
-        <w:rPr>
-          <w:rFonts w:ascii="Calibri" w:hAnsi="Calibri" w:eastAsia="Calibri"/>
-          <w:b w:val="0"/>
-          <w:i w:val="0"/>
-          <w:sz w:val="22"/>
-        </w:rPr>
-        <w:t>Жээк көздөн кайым болгондо багытты билүү ачык океандагы соода менен изилдөөнүн негизги шарты болгон. Бул карталарды, империяларды жана элдердин аралашуусун өзгөртүп, соода-сатык менен катар басып алууну да күчөткөн. Күнүмдүк жашоодо компас чөнтөк аспабына, кийин магнит менен спутникти айкалыштырган телефон колдонмосуна айланды. Жаратылыштын үнсүз касиети ишенимдүү белгиге айланганда адамдардын кыймыл мүмкүнчүлүгү кеңейди.</w:t>
+        <w:t>Ачык океанда соода жүргүзүү жана жаңы жерлерге баруу жээк көрүнбөгөн учурда багытты билүүгө байланыштуу болгон. Бул карталарды, империяларды жана элдердин байланышын өзгөрткөн. Мындай байланышта өз ара алмашуу да, басып алуу да болгон. Күнүмдүк жашоодо компас чөнтөк аспабына, кийин магниттик жана спутниктик маалыматтарды пайдаланган телефон тиркемелерине айланган. Табияттын көзгө көрүнбөгөн бир касиетин ишенимдүү белги катары колдонуу адамдардын жер кезүү мүмкүнчүлүгүн кеңейткен.</w:t>
       </w:r>
     </w:p>
     <w:p>
       <w:pPr>
-        <w:keepNext/>
-        <w:spacing w:before="240" w:after="120"/>
+        <w:pStyle w:val="Heading1"/>
+        <w:widowControl/>
       </w:pPr>
       <w:r>
-        <w:rPr>
-          <w:rFonts w:ascii="Calibri" w:hAnsi="Calibri" w:eastAsia="Calibri"/>
-          <w:b/>
-          <w:i w:val="0"/>
-          <w:color w:val="004E8C"/>
-          <w:sz w:val="28"/>
-        </w:rPr>
-        <w:t>Булактар жана шилтемелер</w:t>
+        <w:t>Булактар жана кошумча окуу</w:t>
       </w:r>
     </w:p>
     <w:p>
       <w:pPr>
-        <w:keepNext/>
-        <w:spacing w:before="240" w:after="120"/>
+        <w:pStyle w:val="Heading2"/>
+        <w:widowControl/>
       </w:pPr>
       <w:r>
         <w:rPr>
-          <w:rFonts w:ascii="Calibri" w:hAnsi="Calibri" w:eastAsia="Calibri"/>
-          <w:b/>
-          <w:i w:val="0"/>
-          <w:color w:val="004E8C"/>
-          <w:sz w:val="24"/>
+          <w:sz w:val="20"/>
         </w:rPr>
-        <w:t>C. Мекемелердин материалдары жана энциклопедиялык булактар</w:t>
+        <w:t>Уюмдардын жана энциклопедиялардын материалдары</w:t>
       </w:r>
     </w:p>
     <w:p>
       <w:pPr>
-        <w:spacing w:after="80"/>
-        <w:ind w:left="360"/>
+        <w:widowControl/>
       </w:pPr>
       <w:r>
         <w:rPr>
-          <w:rFonts w:ascii="Calibri" w:hAnsi="Calibri" w:eastAsia="Calibri"/>
-          <w:b w:val="0"/>
-          <w:i w:val="0"/>
-          <w:sz w:val="22"/>
+          <w:sz w:val="20"/>
         </w:rPr>
-        <w:t>1. Encyclopaedia Britannica. “Compass” (“Компас”).</w:t>
-      </w:r>
-      <w:r>
-        <w:rPr>
-          <w:rFonts w:ascii="Calibri" w:hAnsi="Calibri" w:eastAsia="Calibri"/>
-          <w:b w:val="0"/>
-          <w:i w:val="0"/>
-          <w:sz w:val="22"/>
-        </w:rPr>
-        <w:t xml:space="preserve"> </w:t>
+        <w:t xml:space="preserve">1. Encyclopaedia Britannica. 'Compass.' </w:t>
       </w:r>
       <w:hyperlink r:id="rId9">
         <w:r>
           <w:rPr>
-            <w:rFonts w:ascii="Calibri" w:hAnsi="Calibri" w:eastAsia="Calibri"/>
-            <w:b w:val="0"/>
-            <w:i w:val="0"/>
-            <w:sz w:val="22"/>
-            <w:color w:val="0563C1"/>
-            <w:u w:val="single"/>
+            <w:sz w:val="20"/>
           </w:rPr>
           <w:t>https://www.britannica.com/technology/compass-navigational-instrument</w:t>
         </w:r>
       </w:hyperlink>
+      <w:r>
+        <w:rPr>
+          <w:sz w:val="20"/>
+        </w:rPr>
+      </w:r>
     </w:p>
     <w:p>
       <w:pPr>
-        <w:spacing w:after="80"/>
-        <w:ind w:left="360"/>
+        <w:widowControl/>
       </w:pPr>
       <w:r>
         <w:rPr>
-          <w:rFonts w:ascii="Calibri" w:hAnsi="Calibri" w:eastAsia="Calibri"/>
-          <w:b w:val="0"/>
-          <w:i w:val="0"/>
-          <w:sz w:val="22"/>
+          <w:sz w:val="20"/>
         </w:rPr>
-        <w:t>2. Royal Museums Greenwich. Магниттик компастын тарыхы.</w:t>
-      </w:r>
-      <w:r>
-        <w:rPr>
-          <w:rFonts w:ascii="Calibri" w:hAnsi="Calibri" w:eastAsia="Calibri"/>
-          <w:b w:val="0"/>
-          <w:i w:val="0"/>
-          <w:sz w:val="22"/>
-        </w:rPr>
-        <w:t xml:space="preserve"> </w:t>
+        <w:t xml:space="preserve">2. Royal Museums Greenwich. History of the magnetic compass. </w:t>
       </w:r>
       <w:hyperlink r:id="rId10">
         <w:r>
           <w:rPr>
-            <w:rFonts w:ascii="Calibri" w:hAnsi="Calibri" w:eastAsia="Calibri"/>
-            <w:b w:val="0"/>
-            <w:i w:val="0"/>
-            <w:sz w:val="22"/>
-            <w:color w:val="0563C1"/>
-            <w:u w:val="single"/>
+            <w:sz w:val="20"/>
           </w:rPr>
           <w:t>https://www.rmg.co.uk/stories/topics/history-magnetic-compass</w:t>
         </w:r>
       </w:hyperlink>
-    </w:p>
-    <w:p>
-      <w:pPr>
-        <w:keepNext/>
-        <w:spacing w:before="240" w:after="120"/>
-      </w:pPr>
       <w:r>
         <w:rPr>
-          <w:rFonts w:ascii="Calibri" w:hAnsi="Calibri" w:eastAsia="Calibri"/>
-          <w:b/>
-          <w:i w:val="0"/>
-          <w:color w:val="004E8C"/>
-          <w:sz w:val="24"/>
+          <w:sz w:val="20"/>
         </w:rPr>
-        <w:t>D. Музейлердин, архивдердин жана китепканалардын материалдары</w:t>
       </w:r>
     </w:p>
     <w:p>
       <w:pPr>
-        <w:spacing w:after="80"/>
-        <w:ind w:left="360"/>
+        <w:pStyle w:val="Heading2"/>
+        <w:widowControl/>
       </w:pPr>
       <w:r>
         <w:rPr>
-          <w:rFonts w:ascii="Calibri" w:hAnsi="Calibri" w:eastAsia="Calibri"/>
-          <w:b w:val="0"/>
-          <w:i w:val="0"/>
-          <w:sz w:val="22"/>
+          <w:sz w:val="20"/>
         </w:rPr>
-        <w:t>1. Science Museum (London). Навигация жана магнитизм боюнча коллекциялар.</w:t>
+        <w:t>Музейлердин, архивдердин жана китепканалардын материалдары</w:t>
       </w:r>
+    </w:p>
+    <w:p>
+      <w:pPr>
+        <w:widowControl/>
+      </w:pPr>
       <w:r>
         <w:rPr>
-          <w:rFonts w:ascii="Calibri" w:hAnsi="Calibri" w:eastAsia="Calibri"/>
-          <w:b w:val="0"/>
-          <w:i w:val="0"/>
-          <w:sz w:val="22"/>
+          <w:sz w:val="20"/>
         </w:rPr>
-        <w:t xml:space="preserve"> </w:t>
+        <w:t xml:space="preserve">1. Science Museum (London). Navigation and magnetism collections. </w:t>
       </w:r>
       <w:hyperlink r:id="rId11">
         <w:r>
           <w:rPr>
-            <w:rFonts w:ascii="Calibri" w:hAnsi="Calibri" w:eastAsia="Calibri"/>
-            <w:b w:val="0"/>
-            <w:i w:val="0"/>
-            <w:sz w:val="22"/>
-            <w:color w:val="0563C1"/>
-            <w:u w:val="single"/>
+            <w:sz w:val="20"/>
           </w:rPr>
           <w:t>https://www.sciencemuseum.org.uk/objects-and-stories</w:t>
         </w:r>
       </w:hyperlink>
+      <w:r>
+        <w:rPr>
+          <w:sz w:val="20"/>
+        </w:rPr>
+      </w:r>
     </w:p>
     <w:sectPr>
-      <w:pgSz w:w="12240" w:h="15840"/>
-      <w:pgMar w:top="1296" w:right="1440" w:bottom="1296" w:left="1440" w:header="720" w:footer="720" w:gutter="0"/>
+      <w:footerReference w:type="default" r:id="rId12"/>
+      <w:pgSz w:w="11906" w:h="16838"/>
+      <w:pgMar w:top="1020" w:right="1134" w:bottom="1020" w:left="1134" w:header="720" w:footer="720" w:gutter="0"/>
       <w:cols w:space="720"/>
       <w:docGrid w:linePitch="360"/>
     </w:sectPr>
   </w:body>
 </w:document>
+</file>
+
+<file path=word/footer1.xml><?xml version="1.0" encoding="utf-8"?>
+<w:ftr xmlns:m="http://schemas.openxmlformats.org/officeDocument/2006/math" xmlns:mc="http://schemas.openxmlformats.org/markup-compatibility/2006" xmlns:mo="http://schemas.microsoft.com/office/mac/office/2008/main" xmlns:mv="urn:schemas-microsoft-com:mac:vml" xmlns:o="urn:schemas-microsoft-com:office:office" xmlns:r="http://schemas.openxmlformats.org/officeDocument/2006/relationships" xmlns:v="urn:schemas-microsoft-com:vml" xmlns:w10="urn:schemas-microsoft-com:office:word" xmlns:w14="http://schemas.microsoft.com/office/word/2010/wordml" xmlns:w="http://schemas.openxmlformats.org/wordprocessingml/2006/main" xmlns:wne="http://schemas.microsoft.com/office/word/2006/wordml" xmlns:wp14="http://schemas.microsoft.com/office/word/2010/wordprocessingDrawing" xmlns:wp="http://schemas.openxmlformats.org/drawingml/2006/wordprocessingDrawing" xmlns:wpc="http://schemas.microsoft.com/office/word/2010/wordprocessingCanvas" xmlns:wpg="http://schemas.microsoft.com/office/word/2010/wordprocessingGroup" xmlns:wpi="http://schemas.microsoft.com/office/word/2010/wordprocessingInk" xmlns:wps="http://schemas.microsoft.com/office/word/2010/wordprocessingShape" mc:Ignorable="w14 wp14">
+  <w:p>
+    <w:pPr>
+      <w:pStyle w:val="Footer"/>
+      <w:jc w:val="right"/>
+    </w:pPr>
+    <w:fldSimple w:instr="PAGE"/>
+  </w:p>
+</w:ftr>
 </file>
 
 <file path=word/numbering.xml><?xml version="1.0" encoding="utf-8"?>
@@ -704,7 +535,7 @@
   <w:docDefaults>
     <w:rPrDefault>
       <w:rPr>
-        <w:rFonts w:asciiTheme="minorHAnsi" w:eastAsiaTheme="minorEastAsia" w:hAnsiTheme="minorHAnsi" w:cstheme="minorBidi"/>
+        <w:rFonts/>
         <w:sz w:val="22"/>
         <w:szCs w:val="22"/>
         <w:lang w:val="en-US" w:eastAsia="en-US" w:bidi="ar-SA"/>
@@ -859,6 +690,15 @@
     <w:name w:val="Normal"/>
     <w:qFormat/>
     <w:rsid w:val="00FC693F"/>
+    <w:pPr>
+      <w:spacing w:after="120" w:line="259" w:lineRule="auto"/>
+    </w:pPr>
+    <w:rPr>
+      <w:rFonts w:ascii="Times New Roman" w:hAnsi="Times New Roman"/>
+      <w:color w:val="000000"/>
+      <w:sz w:val="24"/>
+      <w:lang w:val="ky-KG"/>
+    </w:rPr>
   </w:style>
   <w:style w:type="paragraph" w:styleId="Header">
     <w:name w:val="header"/>
@@ -915,16 +755,17 @@
     <w:pPr>
       <w:keepNext/>
       <w:keepLines/>
-      <w:spacing w:before="480" w:after="0"/>
+      <w:spacing w:before="480" w:after="120" w:line="259" w:lineRule="auto"/>
       <w:outlineLvl w:val="0"/>
     </w:pPr>
     <w:rPr>
-      <w:rFonts w:asciiTheme="majorHAnsi" w:eastAsiaTheme="majorEastAsia" w:hAnsiTheme="majorHAnsi" w:cstheme="majorBidi"/>
+      <w:rFonts w:ascii="Times New Roman" w:hAnsi="Times New Roman"/>
       <w:b/>
       <w:bCs/>
-      <w:color w:val="365F91" w:themeColor="accent1" w:themeShade="BF"/>
-      <w:sz w:val="28"/>
+      <w:color w:val="000000"/>
+      <w:sz w:val="26"/>
       <w:szCs w:val="28"/>
+      <w:lang w:val="ky-KG"/>
     </w:rPr>
   </w:style>
   <w:style w:type="paragraph" w:styleId="Heading2">
@@ -939,16 +780,17 @@
     <w:pPr>
       <w:keepNext/>
       <w:keepLines/>
-      <w:spacing w:before="200" w:after="0"/>
+      <w:spacing w:before="200" w:after="120" w:line="259" w:lineRule="auto"/>
       <w:outlineLvl w:val="1"/>
     </w:pPr>
     <w:rPr>
-      <w:rFonts w:asciiTheme="majorHAnsi" w:eastAsiaTheme="majorEastAsia" w:hAnsiTheme="majorHAnsi" w:cstheme="majorBidi"/>
+      <w:rFonts w:ascii="Times New Roman" w:hAnsi="Times New Roman"/>
       <w:b/>
       <w:bCs/>
-      <w:color w:val="4F81BD" w:themeColor="accent1"/>
+      <w:color w:val="000000"/>
       <w:sz w:val="26"/>
       <w:szCs w:val="26"/>
+      <w:lang w:val="ky-KG"/>
     </w:rPr>
   </w:style>
   <w:style w:type="paragraph" w:styleId="Heading3">
@@ -967,7 +809,7 @@
       <w:outlineLvl w:val="2"/>
     </w:pPr>
     <w:rPr>
-      <w:rFonts w:asciiTheme="majorHAnsi" w:eastAsiaTheme="majorEastAsia" w:hAnsiTheme="majorHAnsi" w:cstheme="majorBidi"/>
+      <w:rFonts/>
       <w:b/>
       <w:bCs/>
       <w:color w:val="4F81BD" w:themeColor="accent1"/>
@@ -990,7 +832,7 @@
       <w:outlineLvl w:val="3"/>
     </w:pPr>
     <w:rPr>
-      <w:rFonts w:asciiTheme="majorHAnsi" w:eastAsiaTheme="majorEastAsia" w:hAnsiTheme="majorHAnsi" w:cstheme="majorBidi"/>
+      <w:rFonts/>
       <w:b/>
       <w:bCs/>
       <w:i/>
@@ -1015,7 +857,7 @@
       <w:outlineLvl w:val="4"/>
     </w:pPr>
     <w:rPr>
-      <w:rFonts w:asciiTheme="majorHAnsi" w:eastAsiaTheme="majorEastAsia" w:hAnsiTheme="majorHAnsi" w:cstheme="majorBidi"/>
+      <w:rFonts/>
       <w:color w:val="243F60" w:themeColor="accent1" w:themeShade="7F"/>
     </w:rPr>
   </w:style>
@@ -1036,7 +878,7 @@
       <w:outlineLvl w:val="5"/>
     </w:pPr>
     <w:rPr>
-      <w:rFonts w:asciiTheme="majorHAnsi" w:eastAsiaTheme="majorEastAsia" w:hAnsiTheme="majorHAnsi" w:cstheme="majorBidi"/>
+      <w:rFonts/>
       <w:i/>
       <w:iCs/>
       <w:color w:val="243F60" w:themeColor="accent1" w:themeShade="7F"/>
@@ -1059,7 +901,7 @@
       <w:outlineLvl w:val="6"/>
     </w:pPr>
     <w:rPr>
-      <w:rFonts w:asciiTheme="majorHAnsi" w:eastAsiaTheme="majorEastAsia" w:hAnsiTheme="majorHAnsi" w:cstheme="majorBidi"/>
+      <w:rFonts/>
       <w:i/>
       <w:iCs/>
       <w:color w:val="404040" w:themeColor="text1" w:themeTint="BF"/>
@@ -1082,7 +924,7 @@
       <w:outlineLvl w:val="7"/>
     </w:pPr>
     <w:rPr>
-      <w:rFonts w:asciiTheme="majorHAnsi" w:eastAsiaTheme="majorEastAsia" w:hAnsiTheme="majorHAnsi" w:cstheme="majorBidi"/>
+      <w:rFonts/>
       <w:color w:val="4F81BD" w:themeColor="accent1"/>
       <w:sz w:val="20"/>
       <w:szCs w:val="20"/>
@@ -1105,7 +947,7 @@
       <w:outlineLvl w:val="8"/>
     </w:pPr>
     <w:rPr>
-      <w:rFonts w:asciiTheme="majorHAnsi" w:eastAsiaTheme="majorEastAsia" w:hAnsiTheme="majorHAnsi" w:cstheme="majorBidi"/>
+      <w:rFonts/>
       <w:i/>
       <w:iCs/>
       <w:color w:val="404040" w:themeColor="text1" w:themeTint="BF"/>
@@ -1156,7 +998,7 @@
     <w:uiPriority w:val="9"/>
     <w:rsid w:val="00FC693F"/>
     <w:rPr>
-      <w:rFonts w:asciiTheme="majorHAnsi" w:eastAsiaTheme="majorEastAsia" w:hAnsiTheme="majorHAnsi" w:cstheme="majorBidi"/>
+      <w:rFonts/>
       <w:b/>
       <w:bCs/>
       <w:color w:val="365F91" w:themeColor="accent1" w:themeShade="BF"/>
@@ -1171,7 +1013,7 @@
     <w:uiPriority w:val="9"/>
     <w:rsid w:val="00FC693F"/>
     <w:rPr>
-      <w:rFonts w:asciiTheme="majorHAnsi" w:eastAsiaTheme="majorEastAsia" w:hAnsiTheme="majorHAnsi" w:cstheme="majorBidi"/>
+      <w:rFonts/>
       <w:b/>
       <w:bCs/>
       <w:color w:val="4F81BD" w:themeColor="accent1"/>
@@ -1186,7 +1028,7 @@
     <w:uiPriority w:val="9"/>
     <w:rsid w:val="00FC693F"/>
     <w:rPr>
-      <w:rFonts w:asciiTheme="majorHAnsi" w:eastAsiaTheme="majorEastAsia" w:hAnsiTheme="majorHAnsi" w:cstheme="majorBidi"/>
+      <w:rFonts/>
       <w:b/>
       <w:bCs/>
       <w:color w:val="4F81BD" w:themeColor="accent1"/>
@@ -1201,19 +1043,17 @@
     <w:qFormat/>
     <w:rsid w:val="00FC693F"/>
     <w:pPr>
-      <w:pBdr>
-        <w:bottom w:val="single" w:sz="8" w:space="4" w:color="4F81BD" w:themeColor="accent1"/>
-      </w:pBdr>
-      <w:spacing w:after="300" w:line="240" w:lineRule="auto"/>
+      <w:spacing w:after="120" w:line="259" w:lineRule="auto"/>
       <w:contextualSpacing/>
     </w:pPr>
     <w:rPr>
-      <w:rFonts w:asciiTheme="majorHAnsi" w:eastAsiaTheme="majorEastAsia" w:hAnsiTheme="majorHAnsi" w:cstheme="majorBidi"/>
-      <w:color w:val="17365D" w:themeColor="text2" w:themeShade="BF"/>
+      <w:rFonts w:ascii="Times New Roman" w:hAnsi="Times New Roman"/>
+      <w:color w:val="000000"/>
       <w:spacing w:val="5"/>
       <w:kern w:val="28"/>
-      <w:sz w:val="52"/>
+      <w:sz w:val="40"/>
       <w:szCs w:val="52"/>
+      <w:lang w:val="ky-KG"/>
     </w:rPr>
   </w:style>
   <w:style w:type="character" w:customStyle="1" w:styleId="TitleChar">
@@ -1223,7 +1063,7 @@
     <w:uiPriority w:val="10"/>
     <w:rsid w:val="00FC693F"/>
     <w:rPr>
-      <w:rFonts w:asciiTheme="majorHAnsi" w:eastAsiaTheme="majorEastAsia" w:hAnsiTheme="majorHAnsi" w:cstheme="majorBidi"/>
+      <w:rFonts/>
       <w:color w:val="17365D" w:themeColor="text2" w:themeShade="BF"/>
       <w:spacing w:val="5"/>
       <w:kern w:val="28"/>
@@ -1245,7 +1085,7 @@
       </w:numPr>
     </w:pPr>
     <w:rPr>
-      <w:rFonts w:asciiTheme="majorHAnsi" w:eastAsiaTheme="majorEastAsia" w:hAnsiTheme="majorHAnsi" w:cstheme="majorBidi"/>
+      <w:rFonts/>
       <w:i/>
       <w:iCs/>
       <w:color w:val="4F81BD" w:themeColor="accent1"/>
@@ -1261,7 +1101,7 @@
     <w:uiPriority w:val="11"/>
     <w:rsid w:val="00FC693F"/>
     <w:rPr>
-      <w:rFonts w:asciiTheme="majorHAnsi" w:eastAsiaTheme="majorEastAsia" w:hAnsiTheme="majorHAnsi" w:cstheme="majorBidi"/>
+      <w:rFonts/>
       <w:i/>
       <w:iCs/>
       <w:color w:val="4F81BD" w:themeColor="accent1"/>
@@ -1386,8 +1226,15 @@
       <w:numPr>
         <w:numId w:val="1"/>
       </w:numPr>
+      <w:spacing w:after="120" w:line="259" w:lineRule="auto"/>
       <w:contextualSpacing/>
     </w:pPr>
+    <w:rPr>
+      <w:rFonts w:ascii="Times New Roman" w:hAnsi="Times New Roman"/>
+      <w:color w:val="000000"/>
+      <w:sz w:val="24"/>
+      <w:lang w:val="ky-KG"/>
+    </w:rPr>
   </w:style>
   <w:style w:type="paragraph" w:styleId="ListBullet2">
     <w:name w:val="List Bullet 2"/>
@@ -1559,7 +1406,7 @@
     <w:semiHidden/>
     <w:rsid w:val="00FC693F"/>
     <w:rPr>
-      <w:rFonts w:asciiTheme="majorHAnsi" w:eastAsiaTheme="majorEastAsia" w:hAnsiTheme="majorHAnsi" w:cstheme="majorBidi"/>
+      <w:rFonts/>
       <w:b/>
       <w:bCs/>
       <w:i/>
@@ -1575,7 +1422,7 @@
     <w:semiHidden/>
     <w:rsid w:val="00FC693F"/>
     <w:rPr>
-      <w:rFonts w:asciiTheme="majorHAnsi" w:eastAsiaTheme="majorEastAsia" w:hAnsiTheme="majorHAnsi" w:cstheme="majorBidi"/>
+      <w:rFonts/>
       <w:color w:val="243F60" w:themeColor="accent1" w:themeShade="7F"/>
     </w:rPr>
   </w:style>
@@ -1587,7 +1434,7 @@
     <w:semiHidden/>
     <w:rsid w:val="00FC693F"/>
     <w:rPr>
-      <w:rFonts w:asciiTheme="majorHAnsi" w:eastAsiaTheme="majorEastAsia" w:hAnsiTheme="majorHAnsi" w:cstheme="majorBidi"/>
+      <w:rFonts/>
       <w:i/>
       <w:iCs/>
       <w:color w:val="243F60" w:themeColor="accent1" w:themeShade="7F"/>
@@ -1601,7 +1448,7 @@
     <w:semiHidden/>
     <w:rsid w:val="00FC693F"/>
     <w:rPr>
-      <w:rFonts w:asciiTheme="majorHAnsi" w:eastAsiaTheme="majorEastAsia" w:hAnsiTheme="majorHAnsi" w:cstheme="majorBidi"/>
+      <w:rFonts/>
       <w:i/>
       <w:iCs/>
       <w:color w:val="404040" w:themeColor="text1" w:themeTint="BF"/>
@@ -1615,7 +1462,7 @@
     <w:semiHidden/>
     <w:rsid w:val="00FC693F"/>
     <w:rPr>
-      <w:rFonts w:asciiTheme="majorHAnsi" w:eastAsiaTheme="majorEastAsia" w:hAnsiTheme="majorHAnsi" w:cstheme="majorBidi"/>
+      <w:rFonts/>
       <w:color w:val="4F81BD" w:themeColor="accent1"/>
       <w:sz w:val="20"/>
       <w:szCs w:val="20"/>
@@ -1629,7 +1476,7 @@
     <w:semiHidden/>
     <w:rsid w:val="00FC693F"/>
     <w:rPr>
-      <w:rFonts w:asciiTheme="majorHAnsi" w:eastAsiaTheme="majorEastAsia" w:hAnsiTheme="majorHAnsi" w:cstheme="majorBidi"/>
+      <w:rFonts/>
       <w:i/>
       <w:iCs/>
       <w:color w:val="404040" w:themeColor="text1" w:themeTint="BF"/>
@@ -1688,9 +1535,6 @@
     <w:qFormat/>
     <w:rsid w:val="00FC693F"/>
     <w:pPr>
-      <w:pBdr>
-        <w:bottom w:val="single" w:sz="4" w:space="4" w:color="4F81BD" w:themeColor="accent1"/>
-      </w:pBdr>
       <w:spacing w:before="200" w:after="280"/>
       <w:ind w:left="936" w:right="936"/>
     </w:pPr>
@@ -3218,7 +3062,7 @@
         <w:spacing w:before="0" w:after="0" w:line="240" w:lineRule="auto"/>
       </w:pPr>
       <w:rPr>
-        <w:rFonts w:asciiTheme="majorHAnsi" w:eastAsiaTheme="majorEastAsia" w:hAnsiTheme="majorHAnsi" w:cstheme="majorBidi"/>
+        <w:rFonts/>
         <w:b/>
         <w:bCs/>
       </w:rPr>
@@ -3239,7 +3083,7 @@
         <w:spacing w:before="0" w:after="0" w:line="240" w:lineRule="auto"/>
       </w:pPr>
       <w:rPr>
-        <w:rFonts w:asciiTheme="majorHAnsi" w:eastAsiaTheme="majorEastAsia" w:hAnsiTheme="majorHAnsi" w:cstheme="majorBidi"/>
+        <w:rFonts/>
         <w:b/>
         <w:bCs/>
       </w:rPr>
@@ -3257,14 +3101,14 @@
     </w:tblStylePr>
     <w:tblStylePr w:type="firstCol">
       <w:rPr>
-        <w:rFonts w:asciiTheme="majorHAnsi" w:eastAsiaTheme="majorEastAsia" w:hAnsiTheme="majorHAnsi" w:cstheme="majorBidi"/>
+        <w:rFonts/>
         <w:b/>
         <w:bCs/>
       </w:rPr>
     </w:tblStylePr>
     <w:tblStylePr w:type="lastCol">
       <w:rPr>
-        <w:rFonts w:asciiTheme="majorHAnsi" w:eastAsiaTheme="majorEastAsia" w:hAnsiTheme="majorHAnsi" w:cstheme="majorBidi"/>
+        <w:rFonts/>
         <w:b/>
         <w:bCs/>
       </w:rPr>
@@ -3348,7 +3192,7 @@
         <w:spacing w:before="0" w:after="0" w:line="240" w:lineRule="auto"/>
       </w:pPr>
       <w:rPr>
-        <w:rFonts w:asciiTheme="majorHAnsi" w:eastAsiaTheme="majorEastAsia" w:hAnsiTheme="majorHAnsi" w:cstheme="majorBidi"/>
+        <w:rFonts/>
         <w:b/>
         <w:bCs/>
       </w:rPr>
@@ -3369,7 +3213,7 @@
         <w:spacing w:before="0" w:after="0" w:line="240" w:lineRule="auto"/>
       </w:pPr>
       <w:rPr>
-        <w:rFonts w:asciiTheme="majorHAnsi" w:eastAsiaTheme="majorEastAsia" w:hAnsiTheme="majorHAnsi" w:cstheme="majorBidi"/>
+        <w:rFonts/>
         <w:b/>
         <w:bCs/>
       </w:rPr>
@@ -3387,14 +3231,14 @@
     </w:tblStylePr>
     <w:tblStylePr w:type="firstCol">
       <w:rPr>
-        <w:rFonts w:asciiTheme="majorHAnsi" w:eastAsiaTheme="majorEastAsia" w:hAnsiTheme="majorHAnsi" w:cstheme="majorBidi"/>
+        <w:rFonts/>
         <w:b/>
         <w:bCs/>
       </w:rPr>
     </w:tblStylePr>
     <w:tblStylePr w:type="lastCol">
       <w:rPr>
-        <w:rFonts w:asciiTheme="majorHAnsi" w:eastAsiaTheme="majorEastAsia" w:hAnsiTheme="majorHAnsi" w:cstheme="majorBidi"/>
+        <w:rFonts/>
         <w:b/>
         <w:bCs/>
       </w:rPr>
@@ -3478,7 +3322,7 @@
         <w:spacing w:before="0" w:after="0" w:line="240" w:lineRule="auto"/>
       </w:pPr>
       <w:rPr>
-        <w:rFonts w:asciiTheme="majorHAnsi" w:eastAsiaTheme="majorEastAsia" w:hAnsiTheme="majorHAnsi" w:cstheme="majorBidi"/>
+        <w:rFonts/>
         <w:b/>
         <w:bCs/>
       </w:rPr>
@@ -3499,7 +3343,7 @@
         <w:spacing w:before="0" w:after="0" w:line="240" w:lineRule="auto"/>
       </w:pPr>
       <w:rPr>
-        <w:rFonts w:asciiTheme="majorHAnsi" w:eastAsiaTheme="majorEastAsia" w:hAnsiTheme="majorHAnsi" w:cstheme="majorBidi"/>
+        <w:rFonts/>
         <w:b/>
         <w:bCs/>
       </w:rPr>
@@ -3517,14 +3361,14 @@
     </w:tblStylePr>
     <w:tblStylePr w:type="firstCol">
       <w:rPr>
-        <w:rFonts w:asciiTheme="majorHAnsi" w:eastAsiaTheme="majorEastAsia" w:hAnsiTheme="majorHAnsi" w:cstheme="majorBidi"/>
+        <w:rFonts/>
         <w:b/>
         <w:bCs/>
       </w:rPr>
     </w:tblStylePr>
     <w:tblStylePr w:type="lastCol">
       <w:rPr>
-        <w:rFonts w:asciiTheme="majorHAnsi" w:eastAsiaTheme="majorEastAsia" w:hAnsiTheme="majorHAnsi" w:cstheme="majorBidi"/>
+        <w:rFonts/>
         <w:b/>
         <w:bCs/>
       </w:rPr>
@@ -3608,7 +3452,7 @@
         <w:spacing w:before="0" w:after="0" w:line="240" w:lineRule="auto"/>
       </w:pPr>
       <w:rPr>
-        <w:rFonts w:asciiTheme="majorHAnsi" w:eastAsiaTheme="majorEastAsia" w:hAnsiTheme="majorHAnsi" w:cstheme="majorBidi"/>
+        <w:rFonts/>
         <w:b/>
         <w:bCs/>
       </w:rPr>
@@ -3629,7 +3473,7 @@
         <w:spacing w:before="0" w:after="0" w:line="240" w:lineRule="auto"/>
       </w:pPr>
       <w:rPr>
-        <w:rFonts w:asciiTheme="majorHAnsi" w:eastAsiaTheme="majorEastAsia" w:hAnsiTheme="majorHAnsi" w:cstheme="majorBidi"/>
+        <w:rFonts/>
         <w:b/>
         <w:bCs/>
       </w:rPr>
@@ -3647,14 +3491,14 @@
     </w:tblStylePr>
     <w:tblStylePr w:type="firstCol">
       <w:rPr>
-        <w:rFonts w:asciiTheme="majorHAnsi" w:eastAsiaTheme="majorEastAsia" w:hAnsiTheme="majorHAnsi" w:cstheme="majorBidi"/>
+        <w:rFonts/>
         <w:b/>
         <w:bCs/>
       </w:rPr>
     </w:tblStylePr>
     <w:tblStylePr w:type="lastCol">
       <w:rPr>
-        <w:rFonts w:asciiTheme="majorHAnsi" w:eastAsiaTheme="majorEastAsia" w:hAnsiTheme="majorHAnsi" w:cstheme="majorBidi"/>
+        <w:rFonts/>
         <w:b/>
         <w:bCs/>
       </w:rPr>
@@ -3738,7 +3582,7 @@
         <w:spacing w:before="0" w:after="0" w:line="240" w:lineRule="auto"/>
       </w:pPr>
       <w:rPr>
-        <w:rFonts w:asciiTheme="majorHAnsi" w:eastAsiaTheme="majorEastAsia" w:hAnsiTheme="majorHAnsi" w:cstheme="majorBidi"/>
+        <w:rFonts/>
         <w:b/>
         <w:bCs/>
       </w:rPr>
@@ -3759,7 +3603,7 @@
         <w:spacing w:before="0" w:after="0" w:line="240" w:lineRule="auto"/>
       </w:pPr>
       <w:rPr>
-        <w:rFonts w:asciiTheme="majorHAnsi" w:eastAsiaTheme="majorEastAsia" w:hAnsiTheme="majorHAnsi" w:cstheme="majorBidi"/>
+        <w:rFonts/>
         <w:b/>
         <w:bCs/>
       </w:rPr>
@@ -3777,14 +3621,14 @@
     </w:tblStylePr>
     <w:tblStylePr w:type="firstCol">
       <w:rPr>
-        <w:rFonts w:asciiTheme="majorHAnsi" w:eastAsiaTheme="majorEastAsia" w:hAnsiTheme="majorHAnsi" w:cstheme="majorBidi"/>
+        <w:rFonts/>
         <w:b/>
         <w:bCs/>
       </w:rPr>
     </w:tblStylePr>
     <w:tblStylePr w:type="lastCol">
       <w:rPr>
-        <w:rFonts w:asciiTheme="majorHAnsi" w:eastAsiaTheme="majorEastAsia" w:hAnsiTheme="majorHAnsi" w:cstheme="majorBidi"/>
+        <w:rFonts/>
         <w:b/>
         <w:bCs/>
       </w:rPr>
@@ -3868,7 +3712,7 @@
         <w:spacing w:before="0" w:after="0" w:line="240" w:lineRule="auto"/>
       </w:pPr>
       <w:rPr>
-        <w:rFonts w:asciiTheme="majorHAnsi" w:eastAsiaTheme="majorEastAsia" w:hAnsiTheme="majorHAnsi" w:cstheme="majorBidi"/>
+        <w:rFonts/>
         <w:b/>
         <w:bCs/>
       </w:rPr>
@@ -3889,7 +3733,7 @@
         <w:spacing w:before="0" w:after="0" w:line="240" w:lineRule="auto"/>
       </w:pPr>
       <w:rPr>
-        <w:rFonts w:asciiTheme="majorHAnsi" w:eastAsiaTheme="majorEastAsia" w:hAnsiTheme="majorHAnsi" w:cstheme="majorBidi"/>
+        <w:rFonts/>
         <w:b/>
         <w:bCs/>
       </w:rPr>
@@ -3907,14 +3751,14 @@
     </w:tblStylePr>
     <w:tblStylePr w:type="firstCol">
       <w:rPr>
-        <w:rFonts w:asciiTheme="majorHAnsi" w:eastAsiaTheme="majorEastAsia" w:hAnsiTheme="majorHAnsi" w:cstheme="majorBidi"/>
+        <w:rFonts/>
         <w:b/>
         <w:bCs/>
       </w:rPr>
     </w:tblStylePr>
     <w:tblStylePr w:type="lastCol">
       <w:rPr>
-        <w:rFonts w:asciiTheme="majorHAnsi" w:eastAsiaTheme="majorEastAsia" w:hAnsiTheme="majorHAnsi" w:cstheme="majorBidi"/>
+        <w:rFonts/>
         <w:b/>
         <w:bCs/>
       </w:rPr>
@@ -3998,7 +3842,7 @@
         <w:spacing w:before="0" w:after="0" w:line="240" w:lineRule="auto"/>
       </w:pPr>
       <w:rPr>
-        <w:rFonts w:asciiTheme="majorHAnsi" w:eastAsiaTheme="majorEastAsia" w:hAnsiTheme="majorHAnsi" w:cstheme="majorBidi"/>
+        <w:rFonts/>
         <w:b/>
         <w:bCs/>
       </w:rPr>
@@ -4019,7 +3863,7 @@
         <w:spacing w:before="0" w:after="0" w:line="240" w:lineRule="auto"/>
       </w:pPr>
       <w:rPr>
-        <w:rFonts w:asciiTheme="majorHAnsi" w:eastAsiaTheme="majorEastAsia" w:hAnsiTheme="majorHAnsi" w:cstheme="majorBidi"/>
+        <w:rFonts/>
         <w:b/>
         <w:bCs/>
       </w:rPr>
@@ -4037,14 +3881,14 @@
     </w:tblStylePr>
     <w:tblStylePr w:type="firstCol">
       <w:rPr>
-        <w:rFonts w:asciiTheme="majorHAnsi" w:eastAsiaTheme="majorEastAsia" w:hAnsiTheme="majorHAnsi" w:cstheme="majorBidi"/>
+        <w:rFonts/>
         <w:b/>
         <w:bCs/>
       </w:rPr>
     </w:tblStylePr>
     <w:tblStylePr w:type="lastCol">
       <w:rPr>
-        <w:rFonts w:asciiTheme="majorHAnsi" w:eastAsiaTheme="majorEastAsia" w:hAnsiTheme="majorHAnsi" w:cstheme="majorBidi"/>
+        <w:rFonts/>
         <w:b/>
         <w:bCs/>
       </w:rPr>
@@ -5909,7 +5753,7 @@
     </w:tblPr>
     <w:tblStylePr w:type="firstRow">
       <w:rPr>
-        <w:rFonts w:asciiTheme="majorHAnsi" w:eastAsiaTheme="majorEastAsia" w:hAnsiTheme="majorHAnsi" w:cstheme="majorBidi"/>
+        <w:rFonts/>
       </w:rPr>
       <w:tblPr/>
       <w:tcPr>
@@ -5993,7 +5837,7 @@
     </w:tblPr>
     <w:tblStylePr w:type="firstRow">
       <w:rPr>
-        <w:rFonts w:asciiTheme="majorHAnsi" w:eastAsiaTheme="majorEastAsia" w:hAnsiTheme="majorHAnsi" w:cstheme="majorBidi"/>
+        <w:rFonts/>
       </w:rPr>
       <w:tblPr/>
       <w:tcPr>
@@ -6077,7 +5921,7 @@
     </w:tblPr>
     <w:tblStylePr w:type="firstRow">
       <w:rPr>
-        <w:rFonts w:asciiTheme="majorHAnsi" w:eastAsiaTheme="majorEastAsia" w:hAnsiTheme="majorHAnsi" w:cstheme="majorBidi"/>
+        <w:rFonts/>
       </w:rPr>
       <w:tblPr/>
       <w:tcPr>
@@ -6161,7 +6005,7 @@
     </w:tblPr>
     <w:tblStylePr w:type="firstRow">
       <w:rPr>
-        <w:rFonts w:asciiTheme="majorHAnsi" w:eastAsiaTheme="majorEastAsia" w:hAnsiTheme="majorHAnsi" w:cstheme="majorBidi"/>
+        <w:rFonts/>
       </w:rPr>
       <w:tblPr/>
       <w:tcPr>
@@ -6245,7 +6089,7 @@
     </w:tblPr>
     <w:tblStylePr w:type="firstRow">
       <w:rPr>
-        <w:rFonts w:asciiTheme="majorHAnsi" w:eastAsiaTheme="majorEastAsia" w:hAnsiTheme="majorHAnsi" w:cstheme="majorBidi"/>
+        <w:rFonts/>
       </w:rPr>
       <w:tblPr/>
       <w:tcPr>
@@ -6329,7 +6173,7 @@
     </w:tblPr>
     <w:tblStylePr w:type="firstRow">
       <w:rPr>
-        <w:rFonts w:asciiTheme="majorHAnsi" w:eastAsiaTheme="majorEastAsia" w:hAnsiTheme="majorHAnsi" w:cstheme="majorBidi"/>
+        <w:rFonts/>
       </w:rPr>
       <w:tblPr/>
       <w:tcPr>
@@ -6413,7 +6257,7 @@
     </w:tblPr>
     <w:tblStylePr w:type="firstRow">
       <w:rPr>
-        <w:rFonts w:asciiTheme="majorHAnsi" w:eastAsiaTheme="majorEastAsia" w:hAnsiTheme="majorHAnsi" w:cstheme="majorBidi"/>
+        <w:rFonts/>
       </w:rPr>
       <w:tblPr/>
       <w:tcPr>
@@ -6478,7 +6322,7 @@
       <w:spacing w:after="0" w:line="240" w:lineRule="auto"/>
     </w:pPr>
     <w:rPr>
-      <w:rFonts w:asciiTheme="majorHAnsi" w:eastAsiaTheme="majorEastAsia" w:hAnsiTheme="majorHAnsi" w:cstheme="majorBidi"/>
+      <w:rFonts/>
       <w:color w:val="000000" w:themeColor="text1"/>
     </w:rPr>
     <w:tblPr>
@@ -6606,7 +6450,7 @@
       <w:spacing w:after="0" w:line="240" w:lineRule="auto"/>
     </w:pPr>
     <w:rPr>
-      <w:rFonts w:asciiTheme="majorHAnsi" w:eastAsiaTheme="majorEastAsia" w:hAnsiTheme="majorHAnsi" w:cstheme="majorBidi"/>
+      <w:rFonts/>
       <w:color w:val="000000" w:themeColor="text1"/>
     </w:rPr>
     <w:tblPr>
@@ -6734,7 +6578,7 @@
       <w:spacing w:after="0" w:line="240" w:lineRule="auto"/>
     </w:pPr>
     <w:rPr>
-      <w:rFonts w:asciiTheme="majorHAnsi" w:eastAsiaTheme="majorEastAsia" w:hAnsiTheme="majorHAnsi" w:cstheme="majorBidi"/>
+      <w:rFonts/>
       <w:color w:val="000000" w:themeColor="text1"/>
     </w:rPr>
     <w:tblPr>
@@ -6862,7 +6706,7 @@
       <w:spacing w:after="0" w:line="240" w:lineRule="auto"/>
     </w:pPr>
     <w:rPr>
-      <w:rFonts w:asciiTheme="majorHAnsi" w:eastAsiaTheme="majorEastAsia" w:hAnsiTheme="majorHAnsi" w:cstheme="majorBidi"/>
+      <w:rFonts/>
       <w:color w:val="000000" w:themeColor="text1"/>
     </w:rPr>
     <w:tblPr>
@@ -6990,7 +6834,7 @@
       <w:spacing w:after="0" w:line="240" w:lineRule="auto"/>
     </w:pPr>
     <w:rPr>
-      <w:rFonts w:asciiTheme="majorHAnsi" w:eastAsiaTheme="majorEastAsia" w:hAnsiTheme="majorHAnsi" w:cstheme="majorBidi"/>
+      <w:rFonts/>
       <w:color w:val="000000" w:themeColor="text1"/>
     </w:rPr>
     <w:tblPr>
@@ -7118,7 +6962,7 @@
       <w:spacing w:after="0" w:line="240" w:lineRule="auto"/>
     </w:pPr>
     <w:rPr>
-      <w:rFonts w:asciiTheme="majorHAnsi" w:eastAsiaTheme="majorEastAsia" w:hAnsiTheme="majorHAnsi" w:cstheme="majorBidi"/>
+      <w:rFonts/>
       <w:color w:val="000000" w:themeColor="text1"/>
     </w:rPr>
     <w:tblPr>
@@ -7246,7 +7090,7 @@
       <w:spacing w:after="0" w:line="240" w:lineRule="auto"/>
     </w:pPr>
     <w:rPr>
-      <w:rFonts w:asciiTheme="majorHAnsi" w:eastAsiaTheme="majorEastAsia" w:hAnsiTheme="majorHAnsi" w:cstheme="majorBidi"/>
+      <w:rFonts/>
       <w:color w:val="000000" w:themeColor="text1"/>
     </w:rPr>
     <w:tblPr>
@@ -7885,7 +7729,7 @@
       <w:spacing w:after="0" w:line="240" w:lineRule="auto"/>
     </w:pPr>
     <w:rPr>
-      <w:rFonts w:asciiTheme="majorHAnsi" w:eastAsiaTheme="majorEastAsia" w:hAnsiTheme="majorHAnsi" w:cstheme="majorBidi"/>
+      <w:rFonts/>
       <w:color w:val="000000" w:themeColor="text1"/>
     </w:rPr>
     <w:tblPr>
@@ -8010,7 +7854,7 @@
       <w:spacing w:after="0" w:line="240" w:lineRule="auto"/>
     </w:pPr>
     <w:rPr>
-      <w:rFonts w:asciiTheme="majorHAnsi" w:eastAsiaTheme="majorEastAsia" w:hAnsiTheme="majorHAnsi" w:cstheme="majorBidi"/>
+      <w:rFonts/>
       <w:color w:val="000000" w:themeColor="text1"/>
     </w:rPr>
     <w:tblPr>
@@ -8135,7 +7979,7 @@
       <w:spacing w:after="0" w:line="240" w:lineRule="auto"/>
     </w:pPr>
     <w:rPr>
-      <w:rFonts w:asciiTheme="majorHAnsi" w:eastAsiaTheme="majorEastAsia" w:hAnsiTheme="majorHAnsi" w:cstheme="majorBidi"/>
+      <w:rFonts/>
       <w:color w:val="000000" w:themeColor="text1"/>
     </w:rPr>
     <w:tblPr>
@@ -8260,7 +8104,7 @@
       <w:spacing w:after="0" w:line="240" w:lineRule="auto"/>
     </w:pPr>
     <w:rPr>
-      <w:rFonts w:asciiTheme="majorHAnsi" w:eastAsiaTheme="majorEastAsia" w:hAnsiTheme="majorHAnsi" w:cstheme="majorBidi"/>
+      <w:rFonts/>
       <w:color w:val="000000" w:themeColor="text1"/>
     </w:rPr>
     <w:tblPr>
@@ -8385,7 +8229,7 @@
       <w:spacing w:after="0" w:line="240" w:lineRule="auto"/>
     </w:pPr>
     <w:rPr>
-      <w:rFonts w:asciiTheme="majorHAnsi" w:eastAsiaTheme="majorEastAsia" w:hAnsiTheme="majorHAnsi" w:cstheme="majorBidi"/>
+      <w:rFonts/>
       <w:color w:val="000000" w:themeColor="text1"/>
     </w:rPr>
     <w:tblPr>
@@ -8510,7 +8354,7 @@
       <w:spacing w:after="0" w:line="240" w:lineRule="auto"/>
     </w:pPr>
     <w:rPr>
-      <w:rFonts w:asciiTheme="majorHAnsi" w:eastAsiaTheme="majorEastAsia" w:hAnsiTheme="majorHAnsi" w:cstheme="majorBidi"/>
+      <w:rFonts/>
       <w:color w:val="000000" w:themeColor="text1"/>
     </w:rPr>
     <w:tblPr>
@@ -8635,7 +8479,7 @@
       <w:spacing w:after="0" w:line="240" w:lineRule="auto"/>
     </w:pPr>
     <w:rPr>
-      <w:rFonts w:asciiTheme="majorHAnsi" w:eastAsiaTheme="majorEastAsia" w:hAnsiTheme="majorHAnsi" w:cstheme="majorBidi"/>
+      <w:rFonts/>
       <w:color w:val="000000" w:themeColor="text1"/>
     </w:rPr>
     <w:tblPr>
